--- a/public/downloads/AI-Usage-Policy-Framework.docx
+++ b/public/downloads/AI-Usage-Policy-Framework.docx
@@ -461,6 +461,129 @@
         <w:t xml:space="preserve"> with your specifics, review with qualified counsel, and adopt. i-NETT can configure the enforcement layer — visibility into which AI tools are in use and the ability to block unapproved ones — as part of any managed plan, so the policy is backed by technology and not just goodwill.</w:t>
       </w:r>
     </w:p>
+    <w:tbl>
+      <w:tblPr>
+        <w:tblW w:type="dxa" w:w="9360"/>
+        <w:tblBorders>
+          <w:top w:val="single" w:color="DCE4EA" w:sz="2"/>
+          <w:left w:val="single" w:color="12A5DB" w:sz="24"/>
+          <w:bottom w:val="single" w:color="DCE4EA" w:sz="2"/>
+          <w:right w:val="single" w:color="DCE4EA" w:sz="2"/>
+          <w:insideH w:val="none"/>
+          <w:insideV w:val="none"/>
+        </w:tblBorders>
+      </w:tblPr>
+      <w:tblGrid>
+        <w:gridCol w:w="9360"/>
+      </w:tblGrid>
+      <w:tr>
+        <w:tc>
+          <w:tcPr>
+            <w:tcW w:type="dxa" w:w="9360"/>
+            <w:shd w:fill="F2F6F9" w:color="auto" w:val="clear"/>
+            <w:tcMar>
+              <w:top w:type="dxa" w:w="130"/>
+              <w:left w:type="dxa" w:w="200"/>
+              <w:bottom w:type="dxa" w:w="130"/>
+              <w:right w:type="dxa" w:w="160"/>
+            </w:tcMar>
+          </w:tcPr>
+          <w:p>
+            <w:pPr>
+              <w:spacing w:after="70"/>
+            </w:pPr>
+            <w:r>
+              <w:rPr>
+                <w:b/>
+                <w:bCs/>
+                <w:color w:val="0B2440"/>
+                <w:sz w:val="17"/>
+                <w:szCs w:val="17"/>
+                <w:caps/>
+                <w:rFonts w:ascii="Calibri" w:cs="Calibri" w:eastAsia="Calibri" w:hAnsi="Calibri"/>
+                <w:spacing w:val="20"/>
+              </w:rPr>
+              <w:t xml:space="preserve">Before you publish this</w:t>
+            </w:r>
+          </w:p>
+          <w:p>
+            <w:pPr>
+              <w:spacing w:after="80" w:line="272"/>
+            </w:pPr>
+            <w:r>
+              <w:rPr>
+                <w:b/>
+                <w:bCs/>
+                <w:color w:val="0B2440"/>
+                <w:sz w:val="21"/>
+                <w:szCs w:val="21"/>
+                <w:rFonts w:ascii="Calibri" w:cs="Calibri" w:eastAsia="Calibri" w:hAnsi="Calibri"/>
+              </w:rPr>
+              <w:t xml:space="preserve">Attorney review required. </w:t>
+            </w:r>
+            <w:r>
+              <w:rPr>
+                <w:color w:val="0C1622"/>
+                <w:sz w:val="21"/>
+                <w:szCs w:val="21"/>
+                <w:rFonts w:ascii="Calibri" w:cs="Calibri" w:eastAsia="Calibri" w:hAnsi="Calibri"/>
+              </w:rPr>
+              <w:t xml:space="preserve">This is a framework, not legal advice. Have counsel tailor governing law and venue, incident-notice timelines, data residency, and any state or sector overlays (HIPAA/PHI, GLBA/financial, PCI DSS, CJIS, education/biometric/wiretap laws) to your obligations.</w:t>
+            </w:r>
+          </w:p>
+          <w:p>
+            <w:pPr>
+              <w:spacing w:after="80" w:line="272"/>
+            </w:pPr>
+            <w:r>
+              <w:rPr>
+                <w:b/>
+                <w:bCs/>
+                <w:color w:val="0B2440"/>
+                <w:sz w:val="21"/>
+                <w:szCs w:val="21"/>
+                <w:rFonts w:ascii="Calibri" w:cs="Calibri" w:eastAsia="Calibri" w:hAnsi="Calibri"/>
+              </w:rPr>
+              <w:t xml:space="preserve">Conflicts &amp; precedence. </w:t>
+            </w:r>
+            <w:r>
+              <w:rPr>
+                <w:color w:val="0C1622"/>
+                <w:sz w:val="21"/>
+                <w:szCs w:val="21"/>
+                <w:rFonts w:ascii="Calibri" w:cs="Calibri" w:eastAsia="Calibri" w:hAnsi="Calibri"/>
+              </w:rPr>
+              <w:t xml:space="preserve">If this policy ever conflicts with an executed MSA, DPA, BAA, or with governing law, the contract or the law controls. Align the language to your contract stack before rollout.</w:t>
+            </w:r>
+          </w:p>
+          <w:p>
+            <w:pPr>
+              <w:spacing w:after="0" w:line="272"/>
+            </w:pPr>
+            <w:r>
+              <w:rPr>
+                <w:b/>
+                <w:bCs/>
+                <w:color w:val="0B2440"/>
+                <w:sz w:val="21"/>
+                <w:szCs w:val="21"/>
+                <w:rFonts w:ascii="Calibri" w:cs="Calibri" w:eastAsia="Calibri" w:hAnsi="Calibri"/>
+              </w:rPr>
+              <w:t xml:space="preserve">Customize at minimum: </w:t>
+            </w:r>
+            <w:r>
+              <w:rPr>
+                <w:color w:val="0C1622"/>
+                <w:sz w:val="21"/>
+                <w:szCs w:val="21"/>
+                <w:rFonts w:ascii="Calibri" w:cs="Calibri" w:eastAsia="Calibri" w:hAnsi="Calibri"/>
+              </w:rPr>
+              <w:t xml:space="preserve">company identifiers and policy owner; the approved-tools list; the “never paste” list for your environment; incident escalation and notice timing; your vendor/subprocessor list; and the regulatory modules you actually need.</w:t>
+            </w:r>
+          </w:p>
+        </w:tc>
+      </w:tr>
+    </w:tbl>
     <w:p>
       <w:pPr>
         <w:spacing w:before="220" w:after="60"/>
@@ -1327,7 +1450,7 @@
           <w:szCs w:val="30"/>
           <w:rFonts w:ascii="Calibri" w:cs="Calibri" w:eastAsia="Calibri" w:hAnsi="Calibri"/>
         </w:rPr>
-        <w:t xml:space="preserve">5. Approved tools</w:t>
+        <w:t xml:space="preserve">5. Approved AI tools</w:t>
       </w:r>
     </w:p>
     <w:p>
@@ -1344,12 +1467,23 @@
       </w:pPr>
       <w:r>
         <w:rPr>
-          <w:color w:val="3C4A57"/>
-          <w:sz w:val="21"/>
-          <w:szCs w:val="21"/>
-          <w:rFonts w:ascii="Calibri" w:cs="Calibri" w:eastAsia="Calibri" w:hAnsi="Calibri"/>
-        </w:rPr>
-        <w:t xml:space="preserve">Only tools on the approved-tools list may be used for company work. Tools cleared for confidential or regulated data are listed separately from tools acceptable only for public, non-sensitive content. If a tool is not on the list, it is not approved — request additions through the policy owner.</w:t>
+          <w:b/>
+          <w:bCs/>
+          <w:color w:val="0C1622"/>
+          <w:sz w:val="21"/>
+          <w:szCs w:val="21"/>
+          <w:rFonts w:ascii="Calibri" w:cs="Calibri" w:eastAsia="Calibri" w:hAnsi="Calibri"/>
+        </w:rPr>
+        <w:t xml:space="preserve">Only the tools checked below are approved for company work. </w:t>
+      </w:r>
+      <w:r>
+        <w:rPr>
+          <w:color w:val="3C4A57"/>
+          <w:sz w:val="21"/>
+          <w:szCs w:val="21"/>
+          <w:rFonts w:ascii="Calibri" w:cs="Calibri" w:eastAsia="Calibri" w:hAnsi="Calibri"/>
+        </w:rPr>
+        <w:t xml:space="preserve">A tool is “approved” only once it has been vetted and configured so that company and client data stays inside a boundary we control — not simply because it is popular or enterprise-branded.</w:t>
       </w:r>
     </w:p>
     <w:p>
@@ -1358,14 +1492,32 @@
       </w:pPr>
       <w:r>
         <w:rPr>
-          <w:i/>
-          <w:iCs/>
-          <w:color w:val="6B7C8B"/>
-          <w:sz w:val="21"/>
-          <w:szCs w:val="21"/>
-          <w:rFonts w:ascii="Calibri" w:cs="Calibri" w:eastAsia="Calibri" w:hAnsi="Calibri"/>
-        </w:rPr>
-        <w:t xml:space="preserve">Starter list — replace with your own: </w:t>
+          <w:color w:val="3C4A57"/>
+          <w:sz w:val="21"/>
+          <w:szCs w:val="21"/>
+          <w:rFonts w:ascii="Calibri" w:cs="Calibri" w:eastAsia="Calibri" w:hAnsi="Calibri"/>
+        </w:rPr>
+        <w:t xml:space="preserve">Our standard is deliberately strict: </w:t>
+      </w:r>
+      <w:r>
+        <w:rPr>
+          <w:b/>
+          <w:bCs/>
+          <w:color w:val="0C1622"/>
+          <w:sz w:val="21"/>
+          <w:szCs w:val="21"/>
+          <w:rFonts w:ascii="Calibri" w:cs="Calibri" w:eastAsia="Calibri" w:hAnsi="Calibri"/>
+        </w:rPr>
+        <w:t xml:space="preserve">i-NETT Fortify AI is the only tool approved out of the box</w:t>
+      </w:r>
+      <w:r>
+        <w:rPr>
+          <w:color w:val="3C4A57"/>
+          <w:sz w:val="21"/>
+          <w:szCs w:val="21"/>
+          <w:rFonts w:ascii="Calibri" w:cs="Calibri" w:eastAsia="Calibri" w:hAnsi="Calibri"/>
+        </w:rPr>
+        <w:t xml:space="preserve">, because it is secure by default — data stays governed with no additional configuration required. Every other tool, including Microsoft 365 Copilot, must pass a readiness assessment and be configured and approved in writing before anyone uses it for company work.</w:t>
       </w:r>
     </w:p>
     <w:tbl>
@@ -1381,10 +1533,10 @@
         </w:tblBorders>
       </w:tblPr>
       <w:tblGrid>
-        <w:gridCol w:w="2900"/>
-        <w:gridCol w:w="2400"/>
-        <w:gridCol w:w="2560"/>
-        <w:gridCol w:w="1500"/>
+        <w:gridCol w:w="460"/>
+        <w:gridCol w:w="3000"/>
+        <w:gridCol w:w="3640"/>
+        <w:gridCol w:w="2260"/>
       </w:tblGrid>
       <w:tr>
         <w:trPr>
@@ -1392,7 +1544,7 @@
         </w:trPr>
         <w:tc>
           <w:tcPr>
-            <w:tcW w:type="dxa" w:w="2900"/>
+            <w:tcW w:type="dxa" w:w="460"/>
             <w:shd w:fill="0B2440" w:color="auto" w:val="clear"/>
             <w:tcMar>
               <w:top w:type="dxa" w:w="70"/>
@@ -1415,13 +1567,12 @@
                 <w:szCs w:val="19"/>
                 <w:rFonts w:ascii="Calibri" w:cs="Calibri" w:eastAsia="Calibri" w:hAnsi="Calibri"/>
               </w:rPr>
-              <w:t xml:space="preserve">Tool</w:t>
-            </w:r>
-          </w:p>
-        </w:tc>
-        <w:tc>
-          <w:tcPr>
-            <w:tcW w:type="dxa" w:w="2400"/>
+            </w:r>
+          </w:p>
+        </w:tc>
+        <w:tc>
+          <w:tcPr>
+            <w:tcW w:type="dxa" w:w="3000"/>
             <w:shd w:fill="0B2440" w:color="auto" w:val="clear"/>
             <w:tcMar>
               <w:top w:type="dxa" w:w="70"/>
@@ -1444,13 +1595,13 @@
                 <w:szCs w:val="19"/>
                 <w:rFonts w:ascii="Calibri" w:cs="Calibri" w:eastAsia="Calibri" w:hAnsi="Calibri"/>
               </w:rPr>
-              <w:t xml:space="preserve">Approved for</w:t>
-            </w:r>
-          </w:p>
-        </w:tc>
-        <w:tc>
-          <w:tcPr>
-            <w:tcW w:type="dxa" w:w="2560"/>
+              <w:t xml:space="preserve">AI tool</w:t>
+            </w:r>
+          </w:p>
+        </w:tc>
+        <w:tc>
+          <w:tcPr>
+            <w:tcW w:type="dxa" w:w="3640"/>
             <w:shd w:fill="0B2440" w:color="auto" w:val="clear"/>
             <w:tcMar>
               <w:top w:type="dxa" w:w="70"/>
@@ -1473,13 +1624,13 @@
                 <w:szCs w:val="19"/>
                 <w:rFonts w:ascii="Calibri" w:cs="Calibri" w:eastAsia="Calibri" w:hAnsi="Calibri"/>
               </w:rPr>
-              <w:t xml:space="preserve">Not approved for</w:t>
-            </w:r>
-          </w:p>
-        </w:tc>
-        <w:tc>
-          <w:tcPr>
-            <w:tcW w:type="dxa" w:w="1500"/>
+              <w:t xml:space="preserve">Status for company work</w:t>
+            </w:r>
+          </w:p>
+        </w:tc>
+        <w:tc>
+          <w:tcPr>
+            <w:tcW w:type="dxa" w:w="2260"/>
             <w:shd w:fill="0B2440" w:color="auto" w:val="clear"/>
             <w:tcMar>
               <w:top w:type="dxa" w:w="70"/>
@@ -1502,7 +1653,7 @@
                 <w:szCs w:val="19"/>
                 <w:rFonts w:ascii="Calibri" w:cs="Calibri" w:eastAsia="Calibri" w:hAnsi="Calibri"/>
               </w:rPr>
-              <w:t xml:space="preserve">Owner</w:t>
+              <w:t xml:space="preserve">Cleared for</w:t>
             </w:r>
           </w:p>
         </w:tc>
@@ -1510,7 +1661,7 @@
       <w:tr>
         <w:tc>
           <w:tcPr>
-            <w:tcW w:type="dxa" w:w="2900"/>
+            <w:tcW w:type="dxa" w:w="460"/>
             <w:shd w:fill="FFFFFF" w:color="auto" w:val="clear"/>
             <w:tcMar>
               <w:top w:type="dxa" w:w="70"/>
@@ -1526,18 +1677,47 @@
             </w:pPr>
             <w:r>
               <w:rPr>
+                <w:color w:val="0B2440"/>
+                <w:sz w:val="20"/>
+                <w:szCs w:val="20"/>
+                <w:rFonts w:ascii="Calibri" w:cs="Calibri" w:eastAsia="Calibri" w:hAnsi="Calibri"/>
+              </w:rPr>
+              <w:t xml:space="preserve">☑</w:t>
+            </w:r>
+          </w:p>
+        </w:tc>
+        <w:tc>
+          <w:tcPr>
+            <w:tcW w:type="dxa" w:w="3000"/>
+            <w:shd w:fill="FFFFFF" w:color="auto" w:val="clear"/>
+            <w:tcMar>
+              <w:top w:type="dxa" w:w="70"/>
+              <w:left w:type="dxa" w:w="110"/>
+              <w:bottom w:type="dxa" w:w="70"/>
+              <w:right w:type="dxa" w:w="110"/>
+            </w:tcMar>
+            <w:vAlign w:val="center"/>
+          </w:tcPr>
+          <w:p>
+            <w:pPr>
+              <w:spacing w:after="0" w:line="264"/>
+            </w:pPr>
+            <w:r>
+              <w:rPr>
+                <w:b/>
+                <w:bCs/>
                 <w:color w:val="0C1622"/>
                 <w:sz w:val="19"/>
                 <w:szCs w:val="19"/>
                 <w:rFonts w:ascii="Calibri" w:cs="Calibri" w:eastAsia="Calibri" w:hAnsi="Calibri"/>
               </w:rPr>
-              <w:t xml:space="preserve">[Company ChatGPT / Copilot / Claude, business tier]</w:t>
-            </w:r>
-          </w:p>
-        </w:tc>
-        <w:tc>
-          <w:tcPr>
-            <w:tcW w:type="dxa" w:w="2400"/>
+              <w:t xml:space="preserve">i-NETT Fortify AI</w:t>
+            </w:r>
+          </w:p>
+        </w:tc>
+        <w:tc>
+          <w:tcPr>
+            <w:tcW w:type="dxa" w:w="3640"/>
             <w:shd w:fill="FFFFFF" w:color="auto" w:val="clear"/>
             <w:tcMar>
               <w:top w:type="dxa" w:w="70"/>
@@ -1553,66 +1733,41 @@
             </w:pPr>
             <w:r>
               <w:rPr>
+                <w:b/>
+                <w:bCs/>
+                <w:color w:val="0F7B3E"/>
+                <w:sz w:val="19"/>
+                <w:szCs w:val="19"/>
+                <w:rFonts w:ascii="Calibri" w:cs="Calibri" w:eastAsia="Calibri" w:hAnsi="Calibri"/>
+              </w:rPr>
+              <w:t xml:space="preserve">APPROVED — secure by default</w:t>
+            </w:r>
+          </w:p>
+        </w:tc>
+        <w:tc>
+          <w:tcPr>
+            <w:tcW w:type="dxa" w:w="2260"/>
+            <w:shd w:fill="FFFFFF" w:color="auto" w:val="clear"/>
+            <w:tcMar>
+              <w:top w:type="dxa" w:w="70"/>
+              <w:left w:type="dxa" w:w="110"/>
+              <w:bottom w:type="dxa" w:w="70"/>
+              <w:right w:type="dxa" w:w="110"/>
+            </w:tcMar>
+            <w:vAlign w:val="center"/>
+          </w:tcPr>
+          <w:p>
+            <w:pPr>
+              <w:spacing w:after="0" w:line="264"/>
+            </w:pPr>
+            <w:r>
+              <w:rPr>
                 <w:color w:val="3C4A57"/>
                 <w:sz w:val="19"/>
                 <w:szCs w:val="19"/>
                 <w:rFonts w:ascii="Calibri" w:cs="Calibri" w:eastAsia="Calibri" w:hAnsi="Calibri"/>
               </w:rPr>
-              <w:t xml:space="preserve">Internal &amp; confidential (per contract)</w:t>
-            </w:r>
-          </w:p>
-        </w:tc>
-        <w:tc>
-          <w:tcPr>
-            <w:tcW w:type="dxa" w:w="2560"/>
-            <w:shd w:fill="FFFFFF" w:color="auto" w:val="clear"/>
-            <w:tcMar>
-              <w:top w:type="dxa" w:w="70"/>
-              <w:left w:type="dxa" w:w="110"/>
-              <w:bottom w:type="dxa" w:w="70"/>
-              <w:right w:type="dxa" w:w="110"/>
-            </w:tcMar>
-            <w:vAlign w:val="center"/>
-          </w:tcPr>
-          <w:p>
-            <w:pPr>
-              <w:spacing w:after="0" w:line="264"/>
-            </w:pPr>
-            <w:r>
-              <w:rPr>
-                <w:color w:val="3C4A57"/>
-                <w:sz w:val="19"/>
-                <w:szCs w:val="19"/>
-                <w:rFonts w:ascii="Calibri" w:cs="Calibri" w:eastAsia="Calibri" w:hAnsi="Calibri"/>
-              </w:rPr>
-              <w:t xml:space="preserve">Regulated data unless contract confirms</w:t>
-            </w:r>
-          </w:p>
-        </w:tc>
-        <w:tc>
-          <w:tcPr>
-            <w:tcW w:type="dxa" w:w="1500"/>
-            <w:shd w:fill="FFFFFF" w:color="auto" w:val="clear"/>
-            <w:tcMar>
-              <w:top w:type="dxa" w:w="70"/>
-              <w:left w:type="dxa" w:w="110"/>
-              <w:bottom w:type="dxa" w:w="70"/>
-              <w:right w:type="dxa" w:w="110"/>
-            </w:tcMar>
-            <w:vAlign w:val="center"/>
-          </w:tcPr>
-          <w:p>
-            <w:pPr>
-              <w:spacing w:after="0" w:line="264"/>
-            </w:pPr>
-            <w:r>
-              <w:rPr>
-                <w:color w:val="3C4A57"/>
-                <w:sz w:val="19"/>
-                <w:szCs w:val="19"/>
-                <w:rFonts w:ascii="Calibri" w:cs="Calibri" w:eastAsia="Calibri" w:hAnsi="Calibri"/>
-              </w:rPr>
-              <w:t xml:space="preserve">[Owner]</w:t>
+              <w:t xml:space="preserve">Internal &amp; confidential (per configuration)</w:t>
             </w:r>
           </w:p>
         </w:tc>
@@ -1620,7 +1775,7 @@
       <w:tr>
         <w:tc>
           <w:tcPr>
-            <w:tcW w:type="dxa" w:w="2900"/>
+            <w:tcW w:type="dxa" w:w="460"/>
             <w:shd w:fill="F2F6F9" w:color="auto" w:val="clear"/>
             <w:tcMar>
               <w:top w:type="dxa" w:w="70"/>
@@ -1636,18 +1791,18 @@
             </w:pPr>
             <w:r>
               <w:rPr>
-                <w:color w:val="0C1622"/>
-                <w:sz w:val="19"/>
-                <w:szCs w:val="19"/>
-                <w:rFonts w:ascii="Calibri" w:cs="Calibri" w:eastAsia="Calibri" w:hAnsi="Calibri"/>
-              </w:rPr>
-              <w:t xml:space="preserve">[Public / free AI tools]</w:t>
-            </w:r>
-          </w:p>
-        </w:tc>
-        <w:tc>
-          <w:tcPr>
-            <w:tcW w:type="dxa" w:w="2400"/>
+                <w:color w:val="6B7C8B"/>
+                <w:sz w:val="20"/>
+                <w:szCs w:val="20"/>
+                <w:rFonts w:ascii="Calibri" w:cs="Calibri" w:eastAsia="Calibri" w:hAnsi="Calibri"/>
+              </w:rPr>
+              <w:t xml:space="preserve">☐</w:t>
+            </w:r>
+          </w:p>
+        </w:tc>
+        <w:tc>
+          <w:tcPr>
+            <w:tcW w:type="dxa" w:w="3000"/>
             <w:shd w:fill="F2F6F9" w:color="auto" w:val="clear"/>
             <w:tcMar>
               <w:top w:type="dxa" w:w="70"/>
@@ -1668,13 +1823,13 @@
                 <w:szCs w:val="19"/>
                 <w:rFonts w:ascii="Calibri" w:cs="Calibri" w:eastAsia="Calibri" w:hAnsi="Calibri"/>
               </w:rPr>
-              <w:t xml:space="preserve">Public, non-sensitive content only</w:t>
-            </w:r>
-          </w:p>
-        </w:tc>
-        <w:tc>
-          <w:tcPr>
-            <w:tcW w:type="dxa" w:w="2560"/>
+              <w:t xml:space="preserve">Microsoft 365 Copilot</w:t>
+            </w:r>
+          </w:p>
+        </w:tc>
+        <w:tc>
+          <w:tcPr>
+            <w:tcW w:type="dxa" w:w="3640"/>
             <w:shd w:fill="F2F6F9" w:color="auto" w:val="clear"/>
             <w:tcMar>
               <w:top w:type="dxa" w:w="70"/>
@@ -1695,13 +1850,13 @@
                 <w:szCs w:val="19"/>
                 <w:rFonts w:ascii="Calibri" w:cs="Calibri" w:eastAsia="Calibri" w:hAnsi="Calibri"/>
               </w:rPr>
-              <w:t xml:space="preserve">Internal, confidential, or regulated data</w:t>
-            </w:r>
-          </w:p>
-        </w:tc>
-        <w:tc>
-          <w:tcPr>
-            <w:tcW w:type="dxa" w:w="1500"/>
+              <w:t xml:space="preserve">NOT approved until an AI readiness assessment + permissions remediation is complete (see note below)</w:t>
+            </w:r>
+          </w:p>
+        </w:tc>
+        <w:tc>
+          <w:tcPr>
+            <w:tcW w:type="dxa" w:w="2260"/>
             <w:shd w:fill="F2F6F9" w:color="auto" w:val="clear"/>
             <w:tcMar>
               <w:top w:type="dxa" w:w="70"/>
@@ -1722,7 +1877,7 @@
                 <w:szCs w:val="19"/>
                 <w:rFonts w:ascii="Calibri" w:cs="Calibri" w:eastAsia="Calibri" w:hAnsi="Calibri"/>
               </w:rPr>
-              <w:t xml:space="preserve">[Owner]</w:t>
+              <w:t xml:space="preserve">Only after assessment &amp; written approval</w:t>
             </w:r>
           </w:p>
         </w:tc>
@@ -1730,7 +1885,7 @@
       <w:tr>
         <w:tc>
           <w:tcPr>
-            <w:tcW w:type="dxa" w:w="2900"/>
+            <w:tcW w:type="dxa" w:w="460"/>
             <w:shd w:fill="FFFFFF" w:color="auto" w:val="clear"/>
             <w:tcMar>
               <w:top w:type="dxa" w:w="70"/>
@@ -1746,19 +1901,156 @@
             </w:pPr>
             <w:r>
               <w:rPr>
+                <w:color w:val="6B7C8B"/>
+                <w:sz w:val="20"/>
+                <w:szCs w:val="20"/>
+                <w:rFonts w:ascii="Calibri" w:cs="Calibri" w:eastAsia="Calibri" w:hAnsi="Calibri"/>
+              </w:rPr>
+              <w:t xml:space="preserve">☐</w:t>
+            </w:r>
+          </w:p>
+        </w:tc>
+        <w:tc>
+          <w:tcPr>
+            <w:tcW w:type="dxa" w:w="3000"/>
+            <w:shd w:fill="FFFFFF" w:color="auto" w:val="clear"/>
+            <w:tcMar>
+              <w:top w:type="dxa" w:w="70"/>
+              <w:left w:type="dxa" w:w="110"/>
+              <w:bottom w:type="dxa" w:w="70"/>
+              <w:right w:type="dxa" w:w="110"/>
+            </w:tcMar>
+            <w:vAlign w:val="center"/>
+          </w:tcPr>
+          <w:p>
+            <w:pPr>
+              <w:spacing w:after="0" w:line="264"/>
+            </w:pPr>
+            <w:r>
+              <w:rPr>
+                <w:color w:val="3C4A57"/>
+                <w:sz w:val="19"/>
+                <w:szCs w:val="19"/>
+                <w:rFonts w:ascii="Calibri" w:cs="Calibri" w:eastAsia="Calibri" w:hAnsi="Calibri"/>
+              </w:rPr>
+              <w:t xml:space="preserve">Other enterprise AI (Azure OpenAI, Claude for Work, ChatGPT Enterprise, Amazon Bedrock, Google Gemini)</w:t>
+            </w:r>
+          </w:p>
+        </w:tc>
+        <w:tc>
+          <w:tcPr>
+            <w:tcW w:type="dxa" w:w="3640"/>
+            <w:shd w:fill="FFFFFF" w:color="auto" w:val="clear"/>
+            <w:tcMar>
+              <w:top w:type="dxa" w:w="70"/>
+              <w:left w:type="dxa" w:w="110"/>
+              <w:bottom w:type="dxa" w:w="70"/>
+              <w:right w:type="dxa" w:w="110"/>
+            </w:tcMar>
+            <w:vAlign w:val="center"/>
+          </w:tcPr>
+          <w:p>
+            <w:pPr>
+              <w:spacing w:after="0" w:line="264"/>
+            </w:pPr>
+            <w:r>
+              <w:rPr>
+                <w:color w:val="3C4A57"/>
+                <w:sz w:val="19"/>
+                <w:szCs w:val="19"/>
+                <w:rFonts w:ascii="Calibri" w:cs="Calibri" w:eastAsia="Calibri" w:hAnsi="Calibri"/>
+              </w:rPr>
+              <w:t xml:space="preserve">NOT approved until vetted, configured, and approved in writing</w:t>
+            </w:r>
+          </w:p>
+        </w:tc>
+        <w:tc>
+          <w:tcPr>
+            <w:tcW w:type="dxa" w:w="2260"/>
+            <w:shd w:fill="FFFFFF" w:color="auto" w:val="clear"/>
+            <w:tcMar>
+              <w:top w:type="dxa" w:w="70"/>
+              <w:left w:type="dxa" w:w="110"/>
+              <w:bottom w:type="dxa" w:w="70"/>
+              <w:right w:type="dxa" w:w="110"/>
+            </w:tcMar>
+            <w:vAlign w:val="center"/>
+          </w:tcPr>
+          <w:p>
+            <w:pPr>
+              <w:spacing w:after="0" w:line="264"/>
+            </w:pPr>
+            <w:r>
+              <w:rPr>
+                <w:color w:val="3C4A57"/>
+                <w:sz w:val="19"/>
+                <w:szCs w:val="19"/>
+                <w:rFonts w:ascii="Calibri" w:cs="Calibri" w:eastAsia="Calibri" w:hAnsi="Calibri"/>
+              </w:rPr>
+              <w:t xml:space="preserve">Only after assessment &amp; written approval</w:t>
+            </w:r>
+          </w:p>
+        </w:tc>
+      </w:tr>
+      <w:tr>
+        <w:tc>
+          <w:tcPr>
+            <w:tcW w:type="dxa" w:w="460"/>
+            <w:shd w:fill="F2F6F9" w:color="auto" w:val="clear"/>
+            <w:tcMar>
+              <w:top w:type="dxa" w:w="70"/>
+              <w:left w:type="dxa" w:w="110"/>
+              <w:bottom w:type="dxa" w:w="70"/>
+              <w:right w:type="dxa" w:w="110"/>
+            </w:tcMar>
+            <w:vAlign w:val="center"/>
+          </w:tcPr>
+          <w:p>
+            <w:pPr>
+              <w:spacing w:after="0" w:line="264"/>
+            </w:pPr>
+            <w:r>
+              <w:rPr>
+                <w:color w:val="6B7C8B"/>
+                <w:sz w:val="20"/>
+                <w:szCs w:val="20"/>
+                <w:rFonts w:ascii="Calibri" w:cs="Calibri" w:eastAsia="Calibri" w:hAnsi="Calibri"/>
+              </w:rPr>
+              <w:t xml:space="preserve">☐</w:t>
+            </w:r>
+          </w:p>
+        </w:tc>
+        <w:tc>
+          <w:tcPr>
+            <w:tcW w:type="dxa" w:w="3000"/>
+            <w:shd w:fill="F2F6F9" w:color="auto" w:val="clear"/>
+            <w:tcMar>
+              <w:top w:type="dxa" w:w="70"/>
+              <w:left w:type="dxa" w:w="110"/>
+              <w:bottom w:type="dxa" w:w="70"/>
+              <w:right w:type="dxa" w:w="110"/>
+            </w:tcMar>
+            <w:vAlign w:val="center"/>
+          </w:tcPr>
+          <w:p>
+            <w:pPr>
+              <w:spacing w:after="0" w:line="264"/>
+            </w:pPr>
+            <w:r>
+              <w:rPr>
                 <w:color w:val="0C1622"/>
                 <w:sz w:val="19"/>
                 <w:szCs w:val="19"/>
                 <w:rFonts w:ascii="Calibri" w:cs="Calibri" w:eastAsia="Calibri" w:hAnsi="Calibri"/>
               </w:rPr>
-              <w:t xml:space="preserve">[Specialized vendor AI]</w:t>
-            </w:r>
-          </w:p>
-        </w:tc>
-        <w:tc>
-          <w:tcPr>
-            <w:tcW w:type="dxa" w:w="2400"/>
-            <w:shd w:fill="FFFFFF" w:color="auto" w:val="clear"/>
+              <w:t xml:space="preserve">[Other — approved in writing]: __________________</w:t>
+            </w:r>
+          </w:p>
+        </w:tc>
+        <w:tc>
+          <w:tcPr>
+            <w:tcW w:type="dxa" w:w="3640"/>
+            <w:shd w:fill="F2F6F9" w:color="auto" w:val="clear"/>
             <w:tcMar>
               <w:top w:type="dxa" w:w="70"/>
               <w:left w:type="dxa" w:w="110"/>
@@ -1778,61 +2070,180 @@
                 <w:szCs w:val="19"/>
                 <w:rFonts w:ascii="Calibri" w:cs="Calibri" w:eastAsia="Calibri" w:hAnsi="Calibri"/>
               </w:rPr>
+              <w:t xml:space="preserve">[Approval date + policy owner]</w:t>
+            </w:r>
+          </w:p>
+        </w:tc>
+        <w:tc>
+          <w:tcPr>
+            <w:tcW w:type="dxa" w:w="2260"/>
+            <w:shd w:fill="F2F6F9" w:color="auto" w:val="clear"/>
+            <w:tcMar>
+              <w:top w:type="dxa" w:w="70"/>
+              <w:left w:type="dxa" w:w="110"/>
+              <w:bottom w:type="dxa" w:w="70"/>
+              <w:right w:type="dxa" w:w="110"/>
+            </w:tcMar>
+            <w:vAlign w:val="center"/>
+          </w:tcPr>
+          <w:p>
+            <w:pPr>
+              <w:spacing w:after="0" w:line="264"/>
+            </w:pPr>
+            <w:r>
+              <w:rPr>
+                <w:color w:val="3C4A57"/>
+                <w:sz w:val="19"/>
+                <w:szCs w:val="19"/>
+                <w:rFonts w:ascii="Calibri" w:cs="Calibri" w:eastAsia="Calibri" w:hAnsi="Calibri"/>
+              </w:rPr>
               <w:t xml:space="preserve">[Define]</w:t>
             </w:r>
           </w:p>
         </w:tc>
-        <w:tc>
-          <w:tcPr>
-            <w:tcW w:type="dxa" w:w="2560"/>
-            <w:shd w:fill="FFFFFF" w:color="auto" w:val="clear"/>
-            <w:tcMar>
-              <w:top w:type="dxa" w:w="70"/>
-              <w:left w:type="dxa" w:w="110"/>
-              <w:bottom w:type="dxa" w:w="70"/>
-              <w:right w:type="dxa" w:w="110"/>
-            </w:tcMar>
-            <w:vAlign w:val="center"/>
-          </w:tcPr>
-          <w:p>
-            <w:pPr>
-              <w:spacing w:after="0" w:line="264"/>
-            </w:pPr>
-            <w:r>
-              <w:rPr>
-                <w:color w:val="3C4A57"/>
-                <w:sz w:val="19"/>
-                <w:szCs w:val="19"/>
-                <w:rFonts w:ascii="Calibri" w:cs="Calibri" w:eastAsia="Calibri" w:hAnsi="Calibri"/>
-              </w:rPr>
-              <w:t xml:space="preserve">[Define]</w:t>
-            </w:r>
-          </w:p>
-        </w:tc>
-        <w:tc>
-          <w:tcPr>
-            <w:tcW w:type="dxa" w:w="1500"/>
-            <w:shd w:fill="FFFFFF" w:color="auto" w:val="clear"/>
-            <w:tcMar>
-              <w:top w:type="dxa" w:w="70"/>
-              <w:left w:type="dxa" w:w="110"/>
-              <w:bottom w:type="dxa" w:w="70"/>
-              <w:right w:type="dxa" w:w="110"/>
-            </w:tcMar>
-            <w:vAlign w:val="center"/>
-          </w:tcPr>
-          <w:p>
-            <w:pPr>
-              <w:spacing w:after="0" w:line="264"/>
-            </w:pPr>
-            <w:r>
-              <w:rPr>
-                <w:color w:val="3C4A57"/>
-                <w:sz w:val="19"/>
-                <w:szCs w:val="19"/>
-                <w:rFonts w:ascii="Calibri" w:cs="Calibri" w:eastAsia="Calibri" w:hAnsi="Calibri"/>
-              </w:rPr>
-              <w:t xml:space="preserve">[Owner]</w:t>
+      </w:tr>
+    </w:tbl>
+    <w:tbl>
+      <w:tblPr>
+        <w:tblW w:type="dxa" w:w="9360"/>
+        <w:tblBorders>
+          <w:top w:val="single" w:color="DCE4EA" w:sz="2"/>
+          <w:left w:val="single" w:color="12A5DB" w:sz="24"/>
+          <w:bottom w:val="single" w:color="DCE4EA" w:sz="2"/>
+          <w:right w:val="single" w:color="DCE4EA" w:sz="2"/>
+          <w:insideH w:val="none"/>
+          <w:insideV w:val="none"/>
+        </w:tblBorders>
+      </w:tblPr>
+      <w:tblGrid>
+        <w:gridCol w:w="9360"/>
+      </w:tblGrid>
+      <w:tr>
+        <w:tc>
+          <w:tcPr>
+            <w:tcW w:type="dxa" w:w="9360"/>
+            <w:shd w:fill="F2F6F9" w:color="auto" w:val="clear"/>
+            <w:tcMar>
+              <w:top w:type="dxa" w:w="130"/>
+              <w:left w:type="dxa" w:w="200"/>
+              <w:bottom w:type="dxa" w:w="130"/>
+              <w:right w:type="dxa" w:w="160"/>
+            </w:tcMar>
+          </w:tcPr>
+          <w:p>
+            <w:pPr>
+              <w:spacing w:after="70"/>
+            </w:pPr>
+            <w:r>
+              <w:rPr>
+                <w:b/>
+                <w:bCs/>
+                <w:color w:val="0B2440"/>
+                <w:sz w:val="17"/>
+                <w:szCs w:val="17"/>
+                <w:caps/>
+                <w:rFonts w:ascii="Calibri" w:cs="Calibri" w:eastAsia="Calibri" w:hAnsi="Calibri"/>
+                <w:spacing w:val="20"/>
+              </w:rPr>
+              <w:t xml:space="preserve">Why Microsoft 365 Copilot needs an assessment first</w:t>
+            </w:r>
+          </w:p>
+          <w:p>
+            <w:pPr>
+              <w:spacing w:after="0" w:line="272"/>
+            </w:pPr>
+            <w:r>
+              <w:rPr>
+                <w:color w:val="0C1622"/>
+                <w:sz w:val="21"/>
+                <w:szCs w:val="21"/>
+                <w:rFonts w:ascii="Calibri" w:cs="Calibri" w:eastAsia="Calibri" w:hAnsi="Calibri"/>
+              </w:rPr>
+              <w:t xml:space="preserve">Copilot surfaces whatever a user already has permission to open. If OneDrive, SharePoint, and Teams permissions were never fully locked down — which is common in environments that have grown over time — Copilot can make HR, accounting, and other sensitive files instantly discoverable to any employee who simply asks for them. Deploying Copilot before a readiness assessment and permissions remediation turns an invisible oversharing problem into a searchable one. </w:t>
+            </w:r>
+            <w:r>
+              <w:rPr>
+                <w:b/>
+                <w:bCs/>
+                <w:color w:val="0B2440"/>
+                <w:sz w:val="21"/>
+                <w:szCs w:val="21"/>
+                <w:rFonts w:ascii="Calibri" w:cs="Calibri" w:eastAsia="Calibri" w:hAnsi="Calibri"/>
+              </w:rPr>
+              <w:t xml:space="preserve">i-NETT completes this assessment and remediation before any Copilot rollout.</w:t>
+            </w:r>
+          </w:p>
+        </w:tc>
+      </w:tr>
+    </w:tbl>
+    <w:tbl>
+      <w:tblPr>
+        <w:tblW w:type="dxa" w:w="9360"/>
+        <w:tblBorders>
+          <w:top w:val="single" w:color="DCE4EA" w:sz="2"/>
+          <w:left w:val="single" w:color="12A5DB" w:sz="24"/>
+          <w:bottom w:val="single" w:color="DCE4EA" w:sz="2"/>
+          <w:right w:val="single" w:color="DCE4EA" w:sz="2"/>
+          <w:insideH w:val="none"/>
+          <w:insideV w:val="none"/>
+        </w:tblBorders>
+      </w:tblPr>
+      <w:tblGrid>
+        <w:gridCol w:w="9360"/>
+      </w:tblGrid>
+      <w:tr>
+        <w:tc>
+          <w:tcPr>
+            <w:tcW w:type="dxa" w:w="9360"/>
+            <w:shd w:fill="F2F6F9" w:color="auto" w:val="clear"/>
+            <w:tcMar>
+              <w:top w:type="dxa" w:w="130"/>
+              <w:left w:type="dxa" w:w="200"/>
+              <w:bottom w:type="dxa" w:w="130"/>
+              <w:right w:type="dxa" w:w="160"/>
+            </w:tcMar>
+          </w:tcPr>
+          <w:p>
+            <w:pPr>
+              <w:spacing w:after="70"/>
+            </w:pPr>
+            <w:r>
+              <w:rPr>
+                <w:b/>
+                <w:bCs/>
+                <w:color w:val="0B2440"/>
+                <w:sz w:val="17"/>
+                <w:szCs w:val="17"/>
+                <w:caps/>
+                <w:rFonts w:ascii="Calibri" w:cs="Calibri" w:eastAsia="Calibri" w:hAnsi="Calibri"/>
+                <w:spacing w:val="20"/>
+              </w:rPr>
+              <w:t xml:space="preserve">The approved-tools rule</w:t>
+            </w:r>
+          </w:p>
+          <w:p>
+            <w:pPr>
+              <w:spacing w:after="0" w:line="272"/>
+            </w:pPr>
+            <w:r>
+              <w:rPr>
+                <w:b/>
+                <w:bCs/>
+                <w:color w:val="0C1622"/>
+                <w:sz w:val="21"/>
+                <w:szCs w:val="21"/>
+                <w:rFonts w:ascii="Calibri" w:cs="Calibri" w:eastAsia="Calibri" w:hAnsi="Calibri"/>
+              </w:rPr>
+              <w:t xml:space="preserve">Any AI tool not checked above is prohibited for company work. </w:t>
+            </w:r>
+            <w:r>
+              <w:rPr>
+                <w:color w:val="0C1622"/>
+                <w:sz w:val="21"/>
+                <w:szCs w:val="21"/>
+                <w:rFonts w:ascii="Calibri" w:cs="Calibri" w:eastAsia="Calibri" w:hAnsi="Calibri"/>
+              </w:rPr>
+              <w:t xml:space="preserve">Additions require advance written approval from the policy owner. Personal or consumer AI accounts may never be used for company work, on any device — unless expressly permitted in writing elsewhere in this policy.</w:t>
             </w:r>
           </w:p>
         </w:tc>
@@ -2633,7 +3044,7 @@
           <w:szCs w:val="30"/>
           <w:rFonts w:ascii="Calibri" w:cs="Calibri" w:eastAsia="Calibri" w:hAnsi="Calibri"/>
         </w:rPr>
-        <w:t xml:space="preserve">9. Data residency, retention &amp; privacy</w:t>
+        <w:t xml:space="preserve">9. Data handling, prompt hygiene &amp; residency</w:t>
       </w:r>
     </w:p>
     <w:p>
@@ -2643,6 +3054,31 @@
         </w:pBdr>
         <w:spacing w:before="60" w:after="160"/>
       </w:pPr>
+    </w:p>
+    <w:p>
+      <w:pPr>
+        <w:spacing w:after="140" w:line="276" w:before="0"/>
+      </w:pPr>
+      <w:r>
+        <w:rPr>
+          <w:b/>
+          <w:bCs/>
+          <w:color w:val="0C1622"/>
+          <w:sz w:val="21"/>
+          <w:szCs w:val="21"/>
+          <w:rFonts w:ascii="Calibri" w:cs="Calibri" w:eastAsia="Calibri" w:hAnsi="Calibri"/>
+        </w:rPr>
+        <w:t xml:space="preserve">Prompt hygiene. </w:t>
+      </w:r>
+      <w:r>
+        <w:rPr>
+          <w:color w:val="3C4A57"/>
+          <w:sz w:val="21"/>
+          <w:szCs w:val="21"/>
+          <w:rFonts w:ascii="Calibri" w:cs="Calibri" w:eastAsia="Calibri" w:hAnsi="Calibri"/>
+        </w:rPr>
+        <w:t xml:space="preserve">Put the minimum necessary into any AI tool. Default to redacted or synthetic data in prompts, never paste secrets, keys, credentials, or identifiable logs, and keep AI-assisted work products only in approved company repositories with the correct retention tags — not personal drives or email drafts.</w:t>
+      </w:r>
     </w:p>
     <w:p>
       <w:pPr>
@@ -2918,6 +3354,40 @@
           <w:rFonts w:ascii="Calibri" w:cs="Calibri" w:eastAsia="Calibri" w:hAnsi="Calibri"/>
         </w:rPr>
         <w:t xml:space="preserve">If sensitive data is exposed to an unapproved tool, report it promptly through [defined channel — e.g., report to the policy owner or IT]. The goal is fast containment, not blame; early reporting limits exposure. The policy owner logs the incident, coordinates containment, and ties into the company’s existing breach-response process where regulated data is involved.</w:t>
+      </w:r>
+    </w:p>
+    <w:p>
+      <w:pPr>
+        <w:spacing w:after="140" w:line="276" w:before="0"/>
+      </w:pPr>
+      <w:r>
+        <w:rPr>
+          <w:color w:val="3C4A57"/>
+          <w:sz w:val="21"/>
+          <w:szCs w:val="21"/>
+          <w:rFonts w:ascii="Calibri" w:cs="Calibri" w:eastAsia="Calibri" w:hAnsi="Calibri"/>
+        </w:rPr>
+        <w:t xml:space="preserve">Where a contract or law requires it, notify the affected client or authority within the required window — commonly </w:t>
+      </w:r>
+      <w:r>
+        <w:rPr>
+          <w:b/>
+          <w:bCs/>
+          <w:color w:val="0C1622"/>
+          <w:sz w:val="21"/>
+          <w:szCs w:val="21"/>
+          <w:rFonts w:ascii="Calibri" w:cs="Calibri" w:eastAsia="Calibri" w:hAnsi="Calibri"/>
+        </w:rPr>
+        <w:t xml:space="preserve">within 72 hours of confirming a material event.</w:t>
+      </w:r>
+      <w:r>
+        <w:rPr>
+          <w:color w:val="3C4A57"/>
+          <w:sz w:val="21"/>
+          <w:szCs w:val="21"/>
+          <w:rFonts w:ascii="Calibri" w:cs="Calibri" w:eastAsia="Calibri" w:hAnsi="Calibri"/>
+        </w:rPr>
+        <w:t xml:space="preserve"> Treat misrouting of client data into a non-approved AI tool as a reportable security incident.</w:t>
       </w:r>
     </w:p>
     <w:p>
@@ -3405,6 +3875,397 @@
       </w:tr>
     </w:tbl>
     <w:p>
+      <w:r>
+        <w:br w:type="page"/>
+      </w:r>
+    </w:p>
+    <w:p>
+      <w:pPr>
+        <w:spacing w:before="220" w:after="60"/>
+      </w:pPr>
+      <w:r>
+        <w:rPr>
+          <w:b/>
+          <w:bCs/>
+          <w:color w:val="12A5DB"/>
+          <w:sz w:val="16"/>
+          <w:szCs w:val="16"/>
+          <w:caps/>
+          <w:rFonts w:ascii="Calibri" w:cs="Calibri" w:eastAsia="Calibri" w:hAnsi="Calibri"/>
+          <w:spacing w:val="30"/>
+        </w:rPr>
+        <w:t xml:space="preserve">Appendix B</w:t>
+      </w:r>
+    </w:p>
+    <w:p>
+      <w:pPr>
+        <w:pStyle w:val="Heading1"/>
+        <w:spacing w:before="340" w:after="130"/>
+      </w:pPr>
+      <w:r>
+        <w:rPr>
+          <w:b/>
+          <w:bCs/>
+          <w:color w:val="0B2440"/>
+          <w:sz w:val="30"/>
+          <w:szCs w:val="30"/>
+          <w:rFonts w:ascii="Calibri" w:cs="Calibri" w:eastAsia="Calibri" w:hAnsi="Calibri"/>
+        </w:rPr>
+        <w:t xml:space="preserve">Appendix B — Governing standards &amp; laws</w:t>
+      </w:r>
+    </w:p>
+    <w:p>
+      <w:pPr>
+        <w:pBdr>
+          <w:bottom w:val="single" w:color="12A5DB" w:sz="6"/>
+        </w:pBdr>
+        <w:spacing w:before="60" w:after="160"/>
+      </w:pPr>
+    </w:p>
+    <w:p>
+      <w:pPr>
+        <w:spacing w:after="140" w:line="276" w:before="0"/>
+      </w:pPr>
+      <w:r>
+        <w:rPr>
+          <w:color w:val="3C4A57"/>
+          <w:sz w:val="21"/>
+          <w:szCs w:val="21"/>
+          <w:rFonts w:ascii="Calibri" w:cs="Calibri" w:eastAsia="Calibri" w:hAnsi="Calibri"/>
+        </w:rPr>
+        <w:t xml:space="preserve">This policy is written to align with the frameworks and laws below. Map the ones that apply to your organization; your counsel confirms the final list.</w:t>
+      </w:r>
+    </w:p>
+    <w:tbl>
+      <w:tblPr>
+        <w:tblW w:type="dxa" w:w="9360"/>
+        <w:tblBorders>
+          <w:top w:val="single" w:color="DCE4EA" w:sz="2"/>
+          <w:left w:val="single" w:color="DCE4EA" w:sz="2"/>
+          <w:bottom w:val="single" w:color="DCE4EA" w:sz="2"/>
+          <w:right w:val="single" w:color="DCE4EA" w:sz="2"/>
+          <w:insideH w:val="single" w:color="DCE4EA" w:sz="2"/>
+          <w:insideV w:val="single" w:color="DCE4EA" w:sz="2"/>
+        </w:tblBorders>
+      </w:tblPr>
+      <w:tblGrid>
+        <w:gridCol w:w="2400"/>
+        <w:gridCol w:w="6960"/>
+      </w:tblGrid>
+      <w:tr>
+        <w:trPr>
+          <w:tblHeader/>
+        </w:trPr>
+        <w:tc>
+          <w:tcPr>
+            <w:tcW w:type="dxa" w:w="2400"/>
+            <w:shd w:fill="0B2440" w:color="auto" w:val="clear"/>
+            <w:tcMar>
+              <w:top w:type="dxa" w:w="70"/>
+              <w:left w:type="dxa" w:w="110"/>
+              <w:bottom w:type="dxa" w:w="70"/>
+              <w:right w:type="dxa" w:w="110"/>
+            </w:tcMar>
+            <w:vAlign w:val="center"/>
+          </w:tcPr>
+          <w:p>
+            <w:pPr>
+              <w:spacing w:after="0" w:line="264"/>
+            </w:pPr>
+            <w:r>
+              <w:rPr>
+                <w:b/>
+                <w:bCs/>
+                <w:color w:val="FFFFFF"/>
+                <w:sz w:val="19"/>
+                <w:szCs w:val="19"/>
+                <w:rFonts w:ascii="Calibri" w:cs="Calibri" w:eastAsia="Calibri" w:hAnsi="Calibri"/>
+              </w:rPr>
+              <w:t xml:space="preserve">Area</w:t>
+            </w:r>
+          </w:p>
+        </w:tc>
+        <w:tc>
+          <w:tcPr>
+            <w:tcW w:type="dxa" w:w="6960"/>
+            <w:shd w:fill="0B2440" w:color="auto" w:val="clear"/>
+            <w:tcMar>
+              <w:top w:type="dxa" w:w="70"/>
+              <w:left w:type="dxa" w:w="110"/>
+              <w:bottom w:type="dxa" w:w="70"/>
+              <w:right w:type="dxa" w:w="110"/>
+            </w:tcMar>
+            <w:vAlign w:val="center"/>
+          </w:tcPr>
+          <w:p>
+            <w:pPr>
+              <w:spacing w:after="0" w:line="264"/>
+            </w:pPr>
+            <w:r>
+              <w:rPr>
+                <w:b/>
+                <w:bCs/>
+                <w:color w:val="FFFFFF"/>
+                <w:sz w:val="19"/>
+                <w:szCs w:val="19"/>
+                <w:rFonts w:ascii="Calibri" w:cs="Calibri" w:eastAsia="Calibri" w:hAnsi="Calibri"/>
+              </w:rPr>
+              <w:t xml:space="preserve">Standards / laws we align to</w:t>
+            </w:r>
+          </w:p>
+        </w:tc>
+      </w:tr>
+      <w:tr>
+        <w:tc>
+          <w:tcPr>
+            <w:tcW w:type="dxa" w:w="2400"/>
+            <w:shd w:fill="FFFFFF" w:color="auto" w:val="clear"/>
+            <w:tcMar>
+              <w:top w:type="dxa" w:w="70"/>
+              <w:left w:type="dxa" w:w="110"/>
+              <w:bottom w:type="dxa" w:w="70"/>
+              <w:right w:type="dxa" w:w="110"/>
+            </w:tcMar>
+            <w:vAlign w:val="center"/>
+          </w:tcPr>
+          <w:p>
+            <w:pPr>
+              <w:spacing w:after="0" w:line="264"/>
+            </w:pPr>
+            <w:r>
+              <w:rPr>
+                <w:color w:val="0C1622"/>
+                <w:sz w:val="19"/>
+                <w:szCs w:val="19"/>
+                <w:rFonts w:ascii="Calibri" w:cs="Calibri" w:eastAsia="Calibri" w:hAnsi="Calibri"/>
+              </w:rPr>
+              <w:t xml:space="preserve">Privacy</w:t>
+            </w:r>
+          </w:p>
+        </w:tc>
+        <w:tc>
+          <w:tcPr>
+            <w:tcW w:type="dxa" w:w="6960"/>
+            <w:shd w:fill="FFFFFF" w:color="auto" w:val="clear"/>
+            <w:tcMar>
+              <w:top w:type="dxa" w:w="70"/>
+              <w:left w:type="dxa" w:w="110"/>
+              <w:bottom w:type="dxa" w:w="70"/>
+              <w:right w:type="dxa" w:w="110"/>
+            </w:tcMar>
+            <w:vAlign w:val="center"/>
+          </w:tcPr>
+          <w:p>
+            <w:pPr>
+              <w:spacing w:after="0" w:line="264"/>
+            </w:pPr>
+            <w:r>
+              <w:rPr>
+                <w:color w:val="3C4A57"/>
+                <w:sz w:val="19"/>
+                <w:szCs w:val="19"/>
+                <w:rFonts w:ascii="Calibri" w:cs="Calibri" w:eastAsia="Calibri" w:hAnsi="Calibri"/>
+              </w:rPr>
+              <w:t xml:space="preserve">CPRA / CCPA (service-provider &amp; contractor obligations), GLBA (financial), HIPAA (health), state breach-notification laws</w:t>
+            </w:r>
+          </w:p>
+        </w:tc>
+      </w:tr>
+      <w:tr>
+        <w:tc>
+          <w:tcPr>
+            <w:tcW w:type="dxa" w:w="2400"/>
+            <w:shd w:fill="F2F6F9" w:color="auto" w:val="clear"/>
+            <w:tcMar>
+              <w:top w:type="dxa" w:w="70"/>
+              <w:left w:type="dxa" w:w="110"/>
+              <w:bottom w:type="dxa" w:w="70"/>
+              <w:right w:type="dxa" w:w="110"/>
+            </w:tcMar>
+            <w:vAlign w:val="center"/>
+          </w:tcPr>
+          <w:p>
+            <w:pPr>
+              <w:spacing w:after="0" w:line="264"/>
+            </w:pPr>
+            <w:r>
+              <w:rPr>
+                <w:color w:val="0C1622"/>
+                <w:sz w:val="19"/>
+                <w:szCs w:val="19"/>
+                <w:rFonts w:ascii="Calibri" w:cs="Calibri" w:eastAsia="Calibri" w:hAnsi="Calibri"/>
+              </w:rPr>
+              <w:t xml:space="preserve">Security &amp; assurance</w:t>
+            </w:r>
+          </w:p>
+        </w:tc>
+        <w:tc>
+          <w:tcPr>
+            <w:tcW w:type="dxa" w:w="6960"/>
+            <w:shd w:fill="F2F6F9" w:color="auto" w:val="clear"/>
+            <w:tcMar>
+              <w:top w:type="dxa" w:w="70"/>
+              <w:left w:type="dxa" w:w="110"/>
+              <w:bottom w:type="dxa" w:w="70"/>
+              <w:right w:type="dxa" w:w="110"/>
+            </w:tcMar>
+            <w:vAlign w:val="center"/>
+          </w:tcPr>
+          <w:p>
+            <w:pPr>
+              <w:spacing w:after="0" w:line="264"/>
+            </w:pPr>
+            <w:r>
+              <w:rPr>
+                <w:color w:val="3C4A57"/>
+                <w:sz w:val="19"/>
+                <w:szCs w:val="19"/>
+                <w:rFonts w:ascii="Calibri" w:cs="Calibri" w:eastAsia="Calibri" w:hAnsi="Calibri"/>
+              </w:rPr>
+              <w:t xml:space="preserve">SOC 2 / ISO 27001, NIST Cybersecurity Framework</w:t>
+            </w:r>
+          </w:p>
+        </w:tc>
+      </w:tr>
+      <w:tr>
+        <w:tc>
+          <w:tcPr>
+            <w:tcW w:type="dxa" w:w="2400"/>
+            <w:shd w:fill="FFFFFF" w:color="auto" w:val="clear"/>
+            <w:tcMar>
+              <w:top w:type="dxa" w:w="70"/>
+              <w:left w:type="dxa" w:w="110"/>
+              <w:bottom w:type="dxa" w:w="70"/>
+              <w:right w:type="dxa" w:w="110"/>
+            </w:tcMar>
+            <w:vAlign w:val="center"/>
+          </w:tcPr>
+          <w:p>
+            <w:pPr>
+              <w:spacing w:after="0" w:line="264"/>
+            </w:pPr>
+            <w:r>
+              <w:rPr>
+                <w:color w:val="0C1622"/>
+                <w:sz w:val="19"/>
+                <w:szCs w:val="19"/>
+                <w:rFonts w:ascii="Calibri" w:cs="Calibri" w:eastAsia="Calibri" w:hAnsi="Calibri"/>
+              </w:rPr>
+              <w:t xml:space="preserve">AI governance</w:t>
+            </w:r>
+          </w:p>
+        </w:tc>
+        <w:tc>
+          <w:tcPr>
+            <w:tcW w:type="dxa" w:w="6960"/>
+            <w:shd w:fill="FFFFFF" w:color="auto" w:val="clear"/>
+            <w:tcMar>
+              <w:top w:type="dxa" w:w="70"/>
+              <w:left w:type="dxa" w:w="110"/>
+              <w:bottom w:type="dxa" w:w="70"/>
+              <w:right w:type="dxa" w:w="110"/>
+            </w:tcMar>
+            <w:vAlign w:val="center"/>
+          </w:tcPr>
+          <w:p>
+            <w:pPr>
+              <w:spacing w:after="0" w:line="264"/>
+            </w:pPr>
+            <w:r>
+              <w:rPr>
+                <w:color w:val="3C4A57"/>
+                <w:sz w:val="19"/>
+                <w:szCs w:val="19"/>
+                <w:rFonts w:ascii="Calibri" w:cs="Calibri" w:eastAsia="Calibri" w:hAnsi="Calibri"/>
+              </w:rPr>
+              <w:t xml:space="preserve">NIST AI Risk Management Framework 1.0 &amp; Generative AI Profile; Microsoft Responsible AI Standard (as an external benchmark)</w:t>
+            </w:r>
+          </w:p>
+        </w:tc>
+      </w:tr>
+      <w:tr>
+        <w:tc>
+          <w:tcPr>
+            <w:tcW w:type="dxa" w:w="2400"/>
+            <w:shd w:fill="F2F6F9" w:color="auto" w:val="clear"/>
+            <w:tcMar>
+              <w:top w:type="dxa" w:w="70"/>
+              <w:left w:type="dxa" w:w="110"/>
+              <w:bottom w:type="dxa" w:w="70"/>
+              <w:right w:type="dxa" w:w="110"/>
+            </w:tcMar>
+            <w:vAlign w:val="center"/>
+          </w:tcPr>
+          <w:p>
+            <w:pPr>
+              <w:spacing w:after="0" w:line="264"/>
+            </w:pPr>
+            <w:r>
+              <w:rPr>
+                <w:color w:val="0C1622"/>
+                <w:sz w:val="19"/>
+                <w:szCs w:val="19"/>
+                <w:rFonts w:ascii="Calibri" w:cs="Calibri" w:eastAsia="Calibri" w:hAnsi="Calibri"/>
+              </w:rPr>
+              <w:t xml:space="preserve">Sector overlays (if applicable)</w:t>
+            </w:r>
+          </w:p>
+        </w:tc>
+        <w:tc>
+          <w:tcPr>
+            <w:tcW w:type="dxa" w:w="6960"/>
+            <w:shd w:fill="F2F6F9" w:color="auto" w:val="clear"/>
+            <w:tcMar>
+              <w:top w:type="dxa" w:w="70"/>
+              <w:left w:type="dxa" w:w="110"/>
+              <w:bottom w:type="dxa" w:w="70"/>
+              <w:right w:type="dxa" w:w="110"/>
+            </w:tcMar>
+            <w:vAlign w:val="center"/>
+          </w:tcPr>
+          <w:p>
+            <w:pPr>
+              <w:spacing w:after="0" w:line="264"/>
+            </w:pPr>
+            <w:r>
+              <w:rPr>
+                <w:color w:val="3C4A57"/>
+                <w:sz w:val="19"/>
+                <w:szCs w:val="19"/>
+                <w:rFonts w:ascii="Calibri" w:cs="Calibri" w:eastAsia="Calibri" w:hAnsi="Calibri"/>
+              </w:rPr>
+              <w:t xml:space="preserve">CJIS (public safety), PCI DSS (payment), CMMC (defense), and any customer-mandated frameworks</w:t>
+            </w:r>
+          </w:p>
+        </w:tc>
+      </w:tr>
+    </w:tbl>
+    <w:p>
+      <w:pPr>
+        <w:spacing w:after="140" w:line="276" w:before="120"/>
+      </w:pPr>
+      <w:r>
+        <w:rPr>
+          <w:b/>
+          <w:bCs/>
+          <w:color w:val="0C1622"/>
+          <w:sz w:val="21"/>
+          <w:szCs w:val="21"/>
+          <w:rFonts w:ascii="Calibri" w:cs="Calibri" w:eastAsia="Calibri" w:hAnsi="Calibri"/>
+        </w:rPr>
+        <w:t xml:space="preserve">Enterprise data boundaries. </w:t>
+      </w:r>
+      <w:r>
+        <w:rPr>
+          <w:color w:val="3C4A57"/>
+          <w:sz w:val="21"/>
+          <w:szCs w:val="21"/>
+          <w:rFonts w:ascii="Calibri" w:cs="Calibri" w:eastAsia="Calibri" w:hAnsi="Calibri"/>
+        </w:rPr>
+        <w:t xml:space="preserve">When an enterprise AI service is approved after assessment, it must be configured so that prompts and outputs are not used to train foundation models, data stays within the service boundary under company SSO/MFA and DLP, and consumer endpoints are disabled for work accounts. These properties are documented by major providers (Microsoft 365 Copilot, Azure OpenAI, Amazon Bedrock, Google Cloud) and should be verified per tenant.</w:t>
+      </w:r>
+    </w:p>
+    <w:p>
       <w:pPr>
         <w:pBdr>
           <w:top w:val="single" w:color="DCE4EA" w:sz="2"/>
@@ -3420,7 +4281,7 @@
           <w:szCs w:val="17"/>
           <w:rFonts w:ascii="Calibri" w:cs="Calibri" w:eastAsia="Calibri" w:hAnsi="Calibri"/>
         </w:rPr>
-        <w:t xml:space="preserve">This framework is a starting point, not legal advice. Review with qualified counsel before adoption. Provided by i-NETT / Fortify AI.</w:t>
+        <w:t xml:space="preserve">This framework is provided “as-is” for general information and is not legal advice; review with qualified counsel before adoption. If it conflicts with an executed contract or governing law, the contract or law controls. Provided by i-NETT / Fortify AI.</w:t>
       </w:r>
     </w:p>
     <w:sectPr>

--- a/public/downloads/AI-Usage-Policy-Framework.docx
+++ b/public/downloads/AI-Usage-Policy-Framework.docx
@@ -15,19 +15,18 @@
           <w:szCs w:val="40"/>
           <w:rFonts w:ascii="Calibri" w:cs="Calibri" w:eastAsia="Calibri" w:hAnsi="Calibri"/>
         </w:rPr>
-        <w:t xml:space="preserve">i-NETT</w:t>
+        <w:t xml:space="preserve">FORTIFY</w:t>
       </w:r>
       <w:r>
         <w:rPr>
           <w:b/>
           <w:bCs/>
           <w:color w:val="12A5DB"/>
-          <w:sz w:val="22"/>
-          <w:szCs w:val="22"/>
-          <w:rFonts w:ascii="Calibri" w:cs="Calibri" w:eastAsia="Calibri" w:hAnsi="Calibri"/>
-          <w:spacing w:val="20"/>
-        </w:rPr>
-        <w:t xml:space="preserve">  ·  FORTIFY AI</w:t>
+          <w:sz w:val="40"/>
+          <w:szCs w:val="40"/>
+          <w:rFonts w:ascii="Calibri" w:cs="Calibri" w:eastAsia="Calibri" w:hAnsi="Calibri"/>
+        </w:rPr>
+        <w:t xml:space="preserve"> AI</w:t>
       </w:r>
     </w:p>
     <w:p>
@@ -228,7 +227,7 @@
           <w:szCs w:val="18"/>
           <w:rFonts w:ascii="Calibri" w:cs="Calibri" w:eastAsia="Calibri" w:hAnsi="Calibri"/>
         </w:rPr>
-        <w:t xml:space="preserve">Provided by i-NETT / Fortify AI  ·  i-nett.ai  ·  (858) 337-2866  ·  nickd@i-nett.com</w:t>
+        <w:t xml:space="preserve">Provided by Fortify AI  ·  i-nett.ai  ·  (858) 337-2866  ·  nickd@i-nett.com</w:t>
       </w:r>
     </w:p>
     <w:p>
@@ -458,7 +457,7 @@
           <w:szCs w:val="21"/>
           <w:rFonts w:ascii="Calibri" w:cs="Calibri" w:eastAsia="Calibri" w:hAnsi="Calibri"/>
         </w:rPr>
-        <w:t xml:space="preserve"> with your specifics, review with qualified counsel, and adopt. i-NETT can configure the enforcement layer — visibility into which AI tools are in use and the ability to block unapproved ones — as part of any managed plan, so the policy is backed by technology and not just goodwill.</w:t>
+        <w:t xml:space="preserve"> with your specifics, review with qualified counsel, and adopt. Fortify AI can configure the enforcement layer — visibility into which AI tools are in use and the ability to block unapproved ones — as part of any managed plan, so the policy is backed by technology and not just goodwill.</w:t>
       </w:r>
     </w:p>
     <w:tbl>
@@ -1050,7 +1049,7 @@
                 <w:szCs w:val="19"/>
                 <w:rFonts w:ascii="Calibri" w:cs="Calibri" w:eastAsia="Calibri" w:hAnsi="Calibri"/>
               </w:rPr>
-              <w:t xml:space="preserve">IT / i-NETT</w:t>
+              <w:t xml:space="preserve">IT / Fortify AI</w:t>
             </w:r>
           </w:p>
         </w:tc>
@@ -1508,7 +1507,7 @@
           <w:szCs w:val="21"/>
           <w:rFonts w:ascii="Calibri" w:cs="Calibri" w:eastAsia="Calibri" w:hAnsi="Calibri"/>
         </w:rPr>
-        <w:t xml:space="preserve">i-NETT Fortify AI is the only tool approved out of the box</w:t>
+        <w:t xml:space="preserve">Fortify AI is the only tool approved out of the box</w:t>
       </w:r>
       <w:r>
         <w:rPr>
@@ -1711,7 +1710,7 @@
                 <w:szCs w:val="19"/>
                 <w:rFonts w:ascii="Calibri" w:cs="Calibri" w:eastAsia="Calibri" w:hAnsi="Calibri"/>
               </w:rPr>
-              <w:t xml:space="preserve">i-NETT Fortify AI</w:t>
+              <w:t xml:space="preserve">Fortify AI</w:t>
             </w:r>
           </w:p>
         </w:tc>
@@ -2170,7 +2169,7 @@
                 <w:szCs w:val="21"/>
                 <w:rFonts w:ascii="Calibri" w:cs="Calibri" w:eastAsia="Calibri" w:hAnsi="Calibri"/>
               </w:rPr>
-              <w:t xml:space="preserve">i-NETT completes this assessment and remediation before any Copilot rollout.</w:t>
+              <w:t xml:space="preserve">Fortify AI completes this assessment and remediation before any Copilot rollout.</w:t>
             </w:r>
           </w:p>
         </w:tc>
@@ -3204,7 +3203,7 @@
                 <w:rFonts w:ascii="Calibri" w:cs="Calibri" w:eastAsia="Calibri" w:hAnsi="Calibri"/>
                 <w:spacing w:val="20"/>
               </w:rPr>
-              <w:t xml:space="preserve">Shadow AI Discovery — included on every i-NETT managed plan</w:t>
+              <w:t xml:space="preserve">Shadow AI Discovery — included on every Fortify AI managed plan</w:t>
             </w:r>
           </w:p>
           <w:p>
@@ -4281,7 +4280,7 @@
           <w:szCs w:val="17"/>
           <w:rFonts w:ascii="Calibri" w:cs="Calibri" w:eastAsia="Calibri" w:hAnsi="Calibri"/>
         </w:rPr>
-        <w:t xml:space="preserve">This framework is provided “as-is” for general information and is not legal advice; review with qualified counsel before adoption. If it conflicts with an executed contract or governing law, the contract or law controls. Provided by i-NETT / Fortify AI.</w:t>
+        <w:t xml:space="preserve">This framework is provided “as-is” for general information and is not legal advice; review with qualified counsel before adoption. If it conflicts with an executed contract or governing law, the contract or law controls. Provided by Fortify AI.</w:t>
       </w:r>
     </w:p>
     <w:sectPr>
@@ -4315,7 +4314,7 @@
         <w:szCs w:val="15"/>
         <w:rFonts w:ascii="Calibri" w:cs="Calibri" w:eastAsia="Calibri" w:hAnsi="Calibri"/>
       </w:rPr>
-      <w:t xml:space="preserve">i-NETT · Fortify AI</w:t>
+      <w:t xml:space="preserve">FORTIFY AI</w:t>
     </w:r>
     <w:r>
       <w:rPr>

--- a/public/downloads/AI-Usage-Policy-Framework.docx
+++ b/public/downloads/AI-Usage-Policy-Framework.docx
@@ -162,7 +162,7 @@
           <w:szCs w:val="21"/>
           <w:rFonts w:ascii="Calibri" w:cs="Calibri" w:eastAsia="Calibri" w:hAnsi="Calibri"/>
         </w:rPr>
-        <w:t xml:space="preserve">Version  </w:t>
+        <w:t xml:space="preserve">Framework version  </w:t>
       </w:r>
       <w:r>
         <w:rPr>
@@ -182,7 +182,7 @@
           <w:szCs w:val="21"/>
           <w:rFonts w:ascii="Calibri" w:cs="Calibri" w:eastAsia="Calibri" w:hAnsi="Calibri"/>
         </w:rPr>
-        <w:t xml:space="preserve">       Effective  </w:t>
+        <w:t xml:space="preserve">        Issued  </w:t>
       </w:r>
       <w:r>
         <w:rPr>
@@ -193,8 +193,33 @@
           <w:szCs w:val="21"/>
           <w:rFonts w:ascii="Calibri" w:cs="Calibri" w:eastAsia="Calibri" w:hAnsi="Calibri"/>
         </w:rPr>
+        <w:t xml:space="preserve">August 18, 2026</w:t>
+      </w:r>
+      <w:r>
+        <w:rPr>
+          <w:color w:val="6B7C8B"/>
+          <w:sz w:val="21"/>
+          <w:szCs w:val="21"/>
+          <w:rFonts w:ascii="Calibri" w:cs="Calibri" w:eastAsia="Calibri" w:hAnsi="Calibri"/>
+        </w:rPr>
+        <w:t xml:space="preserve">        Your adoption date  </w:t>
+      </w:r>
+      <w:r>
+        <w:rPr>
+          <w:b/>
+          <w:bCs/>
+          <w:color w:val="0C1622"/>
+          <w:sz w:val="21"/>
+          <w:szCs w:val="21"/>
+          <w:rFonts w:ascii="Calibri" w:cs="Calibri" w:eastAsia="Calibri" w:hAnsi="Calibri"/>
+        </w:rPr>
         <w:t xml:space="preserve">[Date]</w:t>
       </w:r>
+    </w:p>
+    <w:p>
+      <w:pPr>
+        <w:spacing w:after="60" w:line="276" w:before="0"/>
+      </w:pPr>
       <w:r>
         <w:rPr>
           <w:color w:val="6B7C8B"/>
@@ -202,7 +227,7 @@
           <w:szCs w:val="21"/>
           <w:rFonts w:ascii="Calibri" w:cs="Calibri" w:eastAsia="Calibri" w:hAnsi="Calibri"/>
         </w:rPr>
-        <w:t xml:space="preserve">       Next review  </w:t>
+        <w:t xml:space="preserve">Recommended review  </w:t>
       </w:r>
       <w:r>
         <w:rPr>
@@ -213,7 +238,16 @@
           <w:szCs w:val="21"/>
           <w:rFonts w:ascii="Calibri" w:cs="Calibri" w:eastAsia="Calibri" w:hAnsi="Calibri"/>
         </w:rPr>
-        <w:t xml:space="preserve">[Date + 6 months]</w:t>
+        <w:t xml:space="preserve">Monthly</w:t>
+      </w:r>
+      <w:r>
+        <w:rPr>
+          <w:color w:val="3C4A57"/>
+          <w:sz w:val="21"/>
+          <w:szCs w:val="21"/>
+          <w:rFonts w:ascii="Calibri" w:cs="Calibri" w:eastAsia="Calibri" w:hAnsi="Calibri"/>
+        </w:rPr>
+        <w:t xml:space="preserve"> — AI tools and the laws that govern them are changing rapidly.</w:t>
       </w:r>
     </w:p>
     <w:p>
@@ -4265,11 +4299,162 @@
       </w:r>
     </w:p>
     <w:p>
+      <w:r>
+        <w:br w:type="page"/>
+      </w:r>
+    </w:p>
+    <w:p>
+      <w:pPr>
+        <w:spacing w:before="220" w:after="60"/>
+      </w:pPr>
+      <w:r>
+        <w:rPr>
+          <w:b/>
+          <w:bCs/>
+          <w:color w:val="12A5DB"/>
+          <w:sz w:val="16"/>
+          <w:szCs w:val="16"/>
+          <w:caps/>
+          <w:rFonts w:ascii="Calibri" w:cs="Calibri" w:eastAsia="Calibri" w:hAnsi="Calibri"/>
+          <w:spacing w:val="30"/>
+        </w:rPr>
+        <w:t xml:space="preserve">Important</w:t>
+      </w:r>
+    </w:p>
+    <w:p>
+      <w:pPr>
+        <w:pStyle w:val="Heading1"/>
+        <w:spacing w:before="340" w:after="130"/>
+      </w:pPr>
+      <w:r>
+        <w:rPr>
+          <w:b/>
+          <w:bCs/>
+          <w:color w:val="0B2440"/>
+          <w:sz w:val="30"/>
+          <w:szCs w:val="30"/>
+          <w:rFonts w:ascii="Calibri" w:cs="Calibri" w:eastAsia="Calibri" w:hAnsi="Calibri"/>
+        </w:rPr>
+        <w:t xml:space="preserve">Important — read before using this framework</w:t>
+      </w:r>
+    </w:p>
+    <w:p>
       <w:pPr>
         <w:pBdr>
+          <w:bottom w:val="single" w:color="12A5DB" w:sz="6"/>
+        </w:pBdr>
+        <w:spacing w:before="60" w:after="160"/>
+      </w:pPr>
+    </w:p>
+    <w:tbl>
+      <w:tblPr>
+        <w:tblW w:type="dxa" w:w="9360"/>
+        <w:tblBorders>
           <w:top w:val="single" w:color="DCE4EA" w:sz="2"/>
-        </w:pBdr>
-        <w:spacing w:before="500"/>
+          <w:left w:val="single" w:color="12A5DB" w:sz="24"/>
+          <w:bottom w:val="single" w:color="DCE4EA" w:sz="2"/>
+          <w:right w:val="single" w:color="DCE4EA" w:sz="2"/>
+          <w:insideH w:val="none"/>
+          <w:insideV w:val="none"/>
+        </w:tblBorders>
+      </w:tblPr>
+      <w:tblGrid>
+        <w:gridCol w:w="9360"/>
+      </w:tblGrid>
+      <w:tr>
+        <w:tc>
+          <w:tcPr>
+            <w:tcW w:type="dxa" w:w="9360"/>
+            <w:shd w:fill="F2F6F9" w:color="auto" w:val="clear"/>
+            <w:tcMar>
+              <w:top w:type="dxa" w:w="130"/>
+              <w:left w:type="dxa" w:w="200"/>
+              <w:bottom w:type="dxa" w:w="130"/>
+              <w:right w:type="dxa" w:w="160"/>
+            </w:tcMar>
+          </w:tcPr>
+          <w:p>
+            <w:pPr>
+              <w:spacing w:after="70"/>
+            </w:pPr>
+            <w:r>
+              <w:rPr>
+                <w:b/>
+                <w:bCs/>
+                <w:color w:val="0B2440"/>
+                <w:sz w:val="17"/>
+                <w:szCs w:val="17"/>
+                <w:caps/>
+                <w:rFonts w:ascii="Calibri" w:cs="Calibri" w:eastAsia="Calibri" w:hAnsi="Calibri"/>
+                <w:spacing w:val="20"/>
+              </w:rPr>
+              <w:t xml:space="preserve">This is a template and a guideline — not legal advice</w:t>
+            </w:r>
+          </w:p>
+          <w:p>
+            <w:pPr>
+              <w:spacing w:after="80" w:line="272"/>
+            </w:pPr>
+            <w:r>
+              <w:rPr>
+                <w:color w:val="0C1622"/>
+                <w:sz w:val="21"/>
+                <w:szCs w:val="21"/>
+                <w:rFonts w:ascii="Calibri" w:cs="Calibri" w:eastAsia="Calibri" w:hAnsi="Calibri"/>
+              </w:rPr>
+              <w:t xml:space="preserve">This document is a framework and template provided for general informational purposes only. It is not legal advice and does not create an attorney-client relationship.</w:t>
+            </w:r>
+          </w:p>
+          <w:p>
+            <w:pPr>
+              <w:spacing w:after="80" w:line="272"/>
+            </w:pPr>
+            <w:r>
+              <w:rPr>
+                <w:color w:val="0C1622"/>
+                <w:sz w:val="21"/>
+                <w:szCs w:val="21"/>
+                <w:rFonts w:ascii="Calibri" w:cs="Calibri" w:eastAsia="Calibri" w:hAnsi="Calibri"/>
+              </w:rPr>
+              <w:t xml:space="preserve">Before editing, deploying, distributing, or relying on any part of it, review it with your own qualified legal team. Confirm it meets the standards and requirements of your organization, your jurisdiction, your industry or vertical, and any certifications or regulatory frameworks that apply to you — for example HIPAA, GLBA, PCI DSS, CJIS, SOC 2, ISO 27001, and CPRA/CCPA.</w:t>
+            </w:r>
+          </w:p>
+          <w:p>
+            <w:pPr>
+              <w:spacing w:after="80" w:line="272"/>
+            </w:pPr>
+            <w:r>
+              <w:rPr>
+                <w:color w:val="0C1622"/>
+                <w:sz w:val="21"/>
+                <w:szCs w:val="21"/>
+                <w:rFonts w:ascii="Calibri" w:cs="Calibri" w:eastAsia="Calibri" w:hAnsi="Calibri"/>
+              </w:rPr>
+              <w:t xml:space="preserve">You may need to add, remove, or revise provisions — including specific language, tools, and obligations — for this document to be accurate, compliant, and enforceable for your organization. If any part of it conflicts with an executed agreement or with applicable law, that agreement or law controls.</w:t>
+            </w:r>
+          </w:p>
+          <w:p>
+            <w:pPr>
+              <w:spacing w:after="0" w:line="272"/>
+            </w:pPr>
+            <w:r>
+              <w:rPr>
+                <w:b/>
+                <w:bCs/>
+                <w:color w:val="0B2440"/>
+                <w:sz w:val="21"/>
+                <w:szCs w:val="21"/>
+                <w:rFonts w:ascii="Calibri" w:cs="Calibri" w:eastAsia="Calibri" w:hAnsi="Calibri"/>
+              </w:rPr>
+              <w:t xml:space="preserve">Artificial intelligence, the tools that deliver it, and the laws that govern it are evolving rapidly. Review and update this document regularly; we recommend revisiting it monthly.</w:t>
+            </w:r>
+          </w:p>
+        </w:tc>
+      </w:tr>
+    </w:tbl>
+    <w:p>
+      <w:pPr>
+        <w:spacing w:before="200"/>
       </w:pPr>
       <w:r>
         <w:rPr>
@@ -4280,7 +4465,7 @@
           <w:szCs w:val="17"/>
           <w:rFonts w:ascii="Calibri" w:cs="Calibri" w:eastAsia="Calibri" w:hAnsi="Calibri"/>
         </w:rPr>
-        <w:t xml:space="preserve">This framework is provided “as-is” for general information and is not legal advice; review with qualified counsel before adoption. If it conflicts with an executed contract or governing law, the contract or law controls. Provided by Fortify AI.</w:t>
+        <w:t xml:space="preserve">Issued August 18, 2026  ·  Version 1.0  ·  Provided by Fortify AI  ·  Not legal advice.</w:t>
       </w:r>
     </w:p>
     <w:sectPr>

--- a/public/downloads/AI-Usage-Policy-Framework.docx
+++ b/public/downloads/AI-Usage-Policy-Framework.docx
@@ -290,6 +290,8 @@
     <w:p>
       <w:pPr>
         <w:pStyle w:val="Heading1"/>
+        <w:keepNext/>
+        <w:keepLines/>
         <w:spacing w:before="340" w:after="130"/>
       </w:pPr>
       <w:r>
@@ -510,6 +512,9 @@
         <w:gridCol w:w="9360"/>
       </w:tblGrid>
       <w:tr>
+        <w:trPr>
+          <w:cantSplit/>
+        </w:trPr>
         <w:tc>
           <w:tcPr>
             <w:tcW w:type="dxa" w:w="9360"/>
@@ -638,6 +643,8 @@
     <w:p>
       <w:pPr>
         <w:pStyle w:val="Heading1"/>
+        <w:keepNext/>
+        <w:keepLines/>
         <w:spacing w:before="340" w:after="130"/>
       </w:pPr>
       <w:r>
@@ -720,6 +727,8 @@
     <w:p>
       <w:pPr>
         <w:pStyle w:val="Heading1"/>
+        <w:keepNext/>
+        <w:keepLines/>
         <w:spacing w:before="340" w:after="130"/>
       </w:pPr>
       <w:r>
@@ -774,6 +783,7 @@
       </w:tblGrid>
       <w:tr>
         <w:trPr>
+          <w:cantSplit/>
           <w:tblHeader/>
         </w:trPr>
         <w:tc>
@@ -836,6 +846,9 @@
         </w:tc>
       </w:tr>
       <w:tr>
+        <w:trPr>
+          <w:cantSplit/>
+        </w:trPr>
         <w:tc>
           <w:tcPr>
             <w:tcW w:type="dxa" w:w="2200"/>
@@ -892,6 +905,9 @@
         </w:tc>
       </w:tr>
       <w:tr>
+        <w:trPr>
+          <w:cantSplit/>
+        </w:trPr>
         <w:tc>
           <w:tcPr>
             <w:tcW w:type="dxa" w:w="2200"/>
@@ -948,6 +964,9 @@
         </w:tc>
       </w:tr>
       <w:tr>
+        <w:trPr>
+          <w:cantSplit/>
+        </w:trPr>
         <w:tc>
           <w:tcPr>
             <w:tcW w:type="dxa" w:w="2200"/>
@@ -1004,6 +1023,9 @@
         </w:tc>
       </w:tr>
       <w:tr>
+        <w:trPr>
+          <w:cantSplit/>
+        </w:trPr>
         <w:tc>
           <w:tcPr>
             <w:tcW w:type="dxa" w:w="2200"/>
@@ -1060,6 +1082,9 @@
         </w:tc>
       </w:tr>
       <w:tr>
+        <w:trPr>
+          <w:cantSplit/>
+        </w:trPr>
         <w:tc>
           <w:tcPr>
             <w:tcW w:type="dxa" w:w="2200"/>
@@ -1137,6 +1162,8 @@
     <w:p>
       <w:pPr>
         <w:pStyle w:val="Heading1"/>
+        <w:keepNext/>
+        <w:keepLines/>
         <w:spacing w:before="340" w:after="130"/>
       </w:pPr>
       <w:r>
@@ -1228,6 +1255,8 @@
     <w:p>
       <w:pPr>
         <w:pStyle w:val="Heading1"/>
+        <w:keepNext/>
+        <w:keepLines/>
         <w:spacing w:before="340" w:after="130"/>
       </w:pPr>
       <w:r>
@@ -1394,6 +1423,9 @@
         <w:gridCol w:w="9360"/>
       </w:tblGrid>
       <w:tr>
+        <w:trPr>
+          <w:cantSplit/>
+        </w:trPr>
         <w:tc>
           <w:tcPr>
             <w:tcW w:type="dxa" w:w="9360"/>
@@ -1472,6 +1504,8 @@
     <w:p>
       <w:pPr>
         <w:pStyle w:val="Heading1"/>
+        <w:keepNext/>
+        <w:keepLines/>
         <w:spacing w:before="340" w:after="130"/>
       </w:pPr>
       <w:r>
@@ -1573,6 +1607,7 @@
       </w:tblGrid>
       <w:tr>
         <w:trPr>
+          <w:cantSplit/>
           <w:tblHeader/>
         </w:trPr>
         <w:tc>
@@ -1692,6 +1727,9 @@
         </w:tc>
       </w:tr>
       <w:tr>
+        <w:trPr>
+          <w:cantSplit/>
+        </w:trPr>
         <w:tc>
           <w:tcPr>
             <w:tcW w:type="dxa" w:w="460"/>
@@ -1806,6 +1844,9 @@
         </w:tc>
       </w:tr>
       <w:tr>
+        <w:trPr>
+          <w:cantSplit/>
+        </w:trPr>
         <w:tc>
           <w:tcPr>
             <w:tcW w:type="dxa" w:w="460"/>
@@ -1916,6 +1957,9 @@
         </w:tc>
       </w:tr>
       <w:tr>
+        <w:trPr>
+          <w:cantSplit/>
+        </w:trPr>
         <w:tc>
           <w:tcPr>
             <w:tcW w:type="dxa" w:w="460"/>
@@ -2026,6 +2070,9 @@
         </w:tc>
       </w:tr>
       <w:tr>
+        <w:trPr>
+          <w:cantSplit/>
+        </w:trPr>
         <w:tc>
           <w:tcPr>
             <w:tcW w:type="dxa" w:w="460"/>
@@ -2152,6 +2199,9 @@
         <w:gridCol w:w="9360"/>
       </w:tblGrid>
       <w:tr>
+        <w:trPr>
+          <w:cantSplit/>
+        </w:trPr>
         <w:tc>
           <w:tcPr>
             <w:tcW w:type="dxa" w:w="9360"/>
@@ -2225,6 +2275,9 @@
         <w:gridCol w:w="9360"/>
       </w:tblGrid>
       <w:tr>
+        <w:trPr>
+          <w:cantSplit/>
+        </w:trPr>
         <w:tc>
           <w:tcPr>
             <w:tcW w:type="dxa" w:w="9360"/>
@@ -2303,6 +2356,8 @@
     <w:p>
       <w:pPr>
         <w:pStyle w:val="Heading1"/>
+        <w:keepNext/>
+        <w:keepLines/>
         <w:spacing w:before="340" w:after="130"/>
       </w:pPr>
       <w:r>
@@ -2358,6 +2413,7 @@
       </w:tblGrid>
       <w:tr>
         <w:trPr>
+          <w:cantSplit/>
           <w:tblHeader/>
         </w:trPr>
         <w:tc>
@@ -2449,6 +2505,9 @@
         </w:tc>
       </w:tr>
       <w:tr>
+        <w:trPr>
+          <w:cantSplit/>
+        </w:trPr>
         <w:tc>
           <w:tcPr>
             <w:tcW w:type="dxa" w:w="1700"/>
@@ -2534,6 +2593,9 @@
         </w:tc>
       </w:tr>
       <w:tr>
+        <w:trPr>
+          <w:cantSplit/>
+        </w:trPr>
         <w:tc>
           <w:tcPr>
             <w:tcW w:type="dxa" w:w="1700"/>
@@ -2619,6 +2681,9 @@
         </w:tc>
       </w:tr>
       <w:tr>
+        <w:trPr>
+          <w:cantSplit/>
+        </w:trPr>
         <w:tc>
           <w:tcPr>
             <w:tcW w:type="dxa" w:w="1700"/>
@@ -2704,6 +2769,9 @@
         </w:tc>
       </w:tr>
       <w:tr>
+        <w:trPr>
+          <w:cantSplit/>
+        </w:trPr>
         <w:tc>
           <w:tcPr>
             <w:tcW w:type="dxa" w:w="1700"/>
@@ -2824,6 +2892,8 @@
     <w:p>
       <w:pPr>
         <w:pStyle w:val="Heading1"/>
+        <w:keepNext/>
+        <w:keepLines/>
         <w:spacing w:before="340" w:after="130"/>
       </w:pPr>
       <w:r>
@@ -2881,6 +2951,8 @@
     <w:p>
       <w:pPr>
         <w:pStyle w:val="Heading1"/>
+        <w:keepNext/>
+        <w:keepLines/>
         <w:spacing w:before="340" w:after="130"/>
       </w:pPr>
       <w:r>
@@ -3066,6 +3138,8 @@
     <w:p>
       <w:pPr>
         <w:pStyle w:val="Heading1"/>
+        <w:keepNext/>
+        <w:keepLines/>
         <w:spacing w:before="340" w:after="130"/>
       </w:pPr>
       <w:r>
@@ -3148,6 +3222,8 @@
     <w:p>
       <w:pPr>
         <w:pStyle w:val="Heading1"/>
+        <w:keepNext/>
+        <w:keepLines/>
         <w:spacing w:before="340" w:after="130"/>
       </w:pPr>
       <w:r>
@@ -3211,6 +3287,9 @@
         <w:gridCol w:w="9360"/>
       </w:tblGrid>
       <w:tr>
+        <w:trPr>
+          <w:cantSplit/>
+        </w:trPr>
         <w:tc>
           <w:tcPr>
             <w:tcW w:type="dxa" w:w="9360"/>
@@ -3353,6 +3432,8 @@
     <w:p>
       <w:pPr>
         <w:pStyle w:val="Heading1"/>
+        <w:keepNext/>
+        <w:keepLines/>
         <w:spacing w:before="340" w:after="130"/>
       </w:pPr>
       <w:r>
@@ -3444,6 +3525,8 @@
     <w:p>
       <w:pPr>
         <w:pStyle w:val="Heading1"/>
+        <w:keepNext/>
+        <w:keepLines/>
         <w:spacing w:before="340" w:after="130"/>
       </w:pPr>
       <w:r>
@@ -3501,6 +3584,8 @@
     <w:p>
       <w:pPr>
         <w:pStyle w:val="Heading1"/>
+        <w:keepNext/>
+        <w:keepLines/>
         <w:spacing w:before="340" w:after="130"/>
       </w:pPr>
       <w:r>
@@ -3563,6 +3648,8 @@
     <w:p>
       <w:pPr>
         <w:pStyle w:val="Heading1"/>
+        <w:keepNext/>
+        <w:keepLines/>
         <w:spacing w:before="340" w:after="130"/>
       </w:pPr>
       <w:r>
@@ -3617,6 +3704,7 @@
       </w:tblGrid>
       <w:tr>
         <w:trPr>
+          <w:cantSplit/>
           <w:tblHeader/>
         </w:trPr>
         <w:tc>
@@ -3679,6 +3767,9 @@
         </w:tc>
       </w:tr>
       <w:tr>
+        <w:trPr>
+          <w:cantSplit/>
+        </w:trPr>
         <w:tc>
           <w:tcPr>
             <w:tcW w:type="dxa" w:w="4680"/>
@@ -3735,6 +3826,9 @@
         </w:tc>
       </w:tr>
       <w:tr>
+        <w:trPr>
+          <w:cantSplit/>
+        </w:trPr>
         <w:tc>
           <w:tcPr>
             <w:tcW w:type="dxa" w:w="4680"/>
@@ -3791,6 +3885,9 @@
         </w:tc>
       </w:tr>
       <w:tr>
+        <w:trPr>
+          <w:cantSplit/>
+        </w:trPr>
         <w:tc>
           <w:tcPr>
             <w:tcW w:type="dxa" w:w="4680"/>
@@ -3847,6 +3944,9 @@
         </w:tc>
       </w:tr>
       <w:tr>
+        <w:trPr>
+          <w:cantSplit/>
+        </w:trPr>
         <w:tc>
           <w:tcPr>
             <w:tcW w:type="dxa" w:w="4680"/>
@@ -3933,6 +4033,8 @@
     <w:p>
       <w:pPr>
         <w:pStyle w:val="Heading1"/>
+        <w:keepNext/>
+        <w:keepLines/>
         <w:spacing w:before="340" w:after="130"/>
       </w:pPr>
       <w:r>
@@ -3987,6 +4089,7 @@
       </w:tblGrid>
       <w:tr>
         <w:trPr>
+          <w:cantSplit/>
           <w:tblHeader/>
         </w:trPr>
         <w:tc>
@@ -4049,6 +4152,9 @@
         </w:tc>
       </w:tr>
       <w:tr>
+        <w:trPr>
+          <w:cantSplit/>
+        </w:trPr>
         <w:tc>
           <w:tcPr>
             <w:tcW w:type="dxa" w:w="2400"/>
@@ -4105,6 +4211,9 @@
         </w:tc>
       </w:tr>
       <w:tr>
+        <w:trPr>
+          <w:cantSplit/>
+        </w:trPr>
         <w:tc>
           <w:tcPr>
             <w:tcW w:type="dxa" w:w="2400"/>
@@ -4161,6 +4270,9 @@
         </w:tc>
       </w:tr>
       <w:tr>
+        <w:trPr>
+          <w:cantSplit/>
+        </w:trPr>
         <w:tc>
           <w:tcPr>
             <w:tcW w:type="dxa" w:w="2400"/>
@@ -4217,6 +4329,9 @@
         </w:tc>
       </w:tr>
       <w:tr>
+        <w:trPr>
+          <w:cantSplit/>
+        </w:trPr>
         <w:tc>
           <w:tcPr>
             <w:tcW w:type="dxa" w:w="2400"/>
@@ -4324,6 +4439,8 @@
     <w:p>
       <w:pPr>
         <w:pStyle w:val="Heading1"/>
+        <w:keepNext/>
+        <w:keepLines/>
         <w:spacing w:before="340" w:after="130"/>
       </w:pPr>
       <w:r>
@@ -4362,6 +4479,9 @@
         <w:gridCol w:w="9360"/>
       </w:tblGrid>
       <w:tr>
+        <w:trPr>
+          <w:cantSplit/>
+        </w:trPr>
         <w:tc>
           <w:tcPr>
             <w:tcW w:type="dxa" w:w="9360"/>
@@ -4517,7 +4637,7 @@
         <w:szCs w:val="15"/>
         <w:rFonts w:ascii="Calibri" w:cs="Calibri" w:eastAsia="Calibri" w:hAnsi="Calibri"/>
       </w:rPr>
-      <w:t xml:space="preserve">AI Usage Policy Framework</w:t>
+      <w:t xml:space="preserve">AI Usage Policy &amp; Governance Framework</w:t>
     </w:r>
     <w:r>
       <w:rPr>
